--- a/Project/Weekly_Report_Week2.docx
+++ b/Project/Weekly_Report_Week2.docx
@@ -27,23 +27,7 @@
           <w:sz w:val="20"/>
           <w:szCs w:val="20"/>
         </w:rPr>
-        <w:t>Opp. Science city, Sola-</w:t>
-      </w:r>
-      <w:proofErr w:type="spellStart"/>
-      <w:r>
-        <w:rPr>
-          <w:sz w:val="20"/>
-          <w:szCs w:val="20"/>
-        </w:rPr>
-        <w:t>Bhadaj</w:t>
-      </w:r>
-      <w:proofErr w:type="spellEnd"/>
-      <w:r>
-        <w:rPr>
-          <w:sz w:val="20"/>
-          <w:szCs w:val="20"/>
-        </w:rPr>
-        <w:t xml:space="preserve"> Road, Ahmedabad, Gujarat 380060</w:t>
+        <w:t>Opp. Science city, Sola-Bhadaj Road, Ahmedabad, Gujarat 380060</w:t>
       </w:r>
     </w:p>
     <w:p>
@@ -172,21 +156,12 @@
             </w:tcMar>
           </w:tcPr>
           <w:p>
-            <w:proofErr w:type="spellStart"/>
             <w:r>
               <w:rPr>
                 <w:b/>
                 <w:bCs/>
               </w:rPr>
-              <w:t>Enrollment</w:t>
-            </w:r>
-            <w:proofErr w:type="spellEnd"/>
-            <w:r>
-              <w:rPr>
-                <w:b/>
-                <w:bCs/>
-              </w:rPr>
-              <w:t xml:space="preserve"> Number:</w:t>
+              <w:t>Enrollment Number:</w:t>
             </w:r>
           </w:p>
         </w:tc>
@@ -258,28 +233,7 @@
           </w:tcPr>
           <w:p>
             <w:r>
-              <w:t>January</w:t>
-            </w:r>
-            <w:r>
-              <w:t xml:space="preserve"> </w:t>
-            </w:r>
-            <w:r>
-              <w:t>8</w:t>
-            </w:r>
-            <w:r>
-              <w:t xml:space="preserve">, 2026 - </w:t>
-            </w:r>
-            <w:r>
-              <w:t>January</w:t>
-            </w:r>
-            <w:r>
-              <w:t xml:space="preserve"> </w:t>
-            </w:r>
-            <w:r>
-              <w:t>14</w:t>
-            </w:r>
-            <w:r>
-              <w:t>, 2026 (Week 2)</w:t>
+              <w:t>January 8, 2026 - January 14, 2026 (Week 2)</w:t>
             </w:r>
           </w:p>
         </w:tc>
@@ -329,15 +283,7 @@
           </w:tcPr>
           <w:p>
             <w:r>
-              <w:t xml:space="preserve">Microsoft Elevate Program (via </w:t>
-            </w:r>
-            <w:proofErr w:type="spellStart"/>
-            <w:r>
-              <w:t>Edunet</w:t>
-            </w:r>
-            <w:proofErr w:type="spellEnd"/>
-            <w:r>
-              <w:t xml:space="preserve"> Foundation &amp; FICE Education)</w:t>
+              <w:t>Microsoft Elevate Program (via Edunet Foundation &amp; FICE Education)</w:t>
             </w:r>
           </w:p>
         </w:tc>
@@ -550,23 +496,7 @@
         </w:numPr>
       </w:pPr>
       <w:r>
-        <w:t>Identifying and handling missing data (</w:t>
-      </w:r>
-      <w:proofErr w:type="spellStart"/>
-      <w:r>
-        <w:t>dropna</w:t>
-      </w:r>
-      <w:proofErr w:type="spellEnd"/>
-      <w:r>
-        <w:t xml:space="preserve">, </w:t>
-      </w:r>
-      <w:proofErr w:type="spellStart"/>
-      <w:r>
-        <w:t>fillna</w:t>
-      </w:r>
-      <w:proofErr w:type="spellEnd"/>
-      <w:r>
-        <w:t xml:space="preserve"> strategies)</w:t>
+        <w:t>Identifying and handling missing data (dropna, fillna strategies)</w:t>
       </w:r>
     </w:p>
     <w:p>
@@ -796,7 +726,7 @@
         </w:rPr>
         <w:lastRenderedPageBreak/>
         <w:drawing>
-          <wp:inline distT="0" distB="0" distL="0" distR="0" wp14:anchorId="0329A684" wp14:editId="68D684C8">
+          <wp:inline distT="0" distB="0" distL="0" distR="0" wp14:anchorId="0329A684" wp14:editId="3F519694">
             <wp:extent cx="5539740" cy="3957126"/>
             <wp:effectExtent l="0" t="0" r="3810" b="5715"/>
             <wp:docPr id="516296835" name="Picture 2"/>
@@ -946,15 +876,7 @@
         </w:numPr>
       </w:pPr>
       <w:r>
-        <w:t xml:space="preserve">Customizing plots (titles, labels, </w:t>
-      </w:r>
-      <w:proofErr w:type="spellStart"/>
-      <w:r>
-        <w:t>colors</w:t>
-      </w:r>
-      <w:proofErr w:type="spellEnd"/>
-      <w:r>
-        <w:t>, legends)</w:t>
+        <w:t>Customizing plots (titles, labels, colors, legends)</w:t>
       </w:r>
     </w:p>
     <w:p>
@@ -1079,13 +1001,8 @@
           <w:numId w:val="2"/>
         </w:numPr>
       </w:pPr>
-      <w:proofErr w:type="spellStart"/>
-      <w:r>
-        <w:t>Analyzed</w:t>
-      </w:r>
-      <w:proofErr w:type="spellEnd"/>
-      <w:r>
-        <w:t xml:space="preserve"> GTU problem statement requirements thoroughly</w:t>
+      <w:r>
+        <w:t>Analyzed GTU problem statement requirements thoroughly</w:t>
       </w:r>
     </w:p>
     <w:p>
@@ -1109,15 +1026,7 @@
         </w:numPr>
       </w:pPr>
       <w:r>
-        <w:t xml:space="preserve">Identified suitable public datasets (UCF-Crime, </w:t>
-      </w:r>
-      <w:proofErr w:type="spellStart"/>
-      <w:r>
-        <w:t>xView</w:t>
-      </w:r>
-      <w:proofErr w:type="spellEnd"/>
-      <w:r>
-        <w:t>, DOTA)</w:t>
+        <w:t>Identified suitable public datasets (UCF-Crime, xView, DOTA)</w:t>
       </w:r>
     </w:p>
     <w:p>
@@ -1292,21 +1201,12 @@
           <w:numId w:val="2"/>
         </w:numPr>
       </w:pPr>
-      <w:proofErr w:type="spellStart"/>
       <w:r>
         <w:rPr>
           <w:b/>
           <w:bCs/>
         </w:rPr>
-        <w:t>xView</w:t>
-      </w:r>
-      <w:proofErr w:type="spellEnd"/>
-      <w:r>
-        <w:rPr>
-          <w:b/>
-          <w:bCs/>
-        </w:rPr>
-        <w:t xml:space="preserve"> Satellite Dataset: </w:t>
+        <w:t xml:space="preserve">xView Satellite Dataset: </w:t>
       </w:r>
       <w:r>
         <w:t>1 million+ annotated objects in 0.3m resolution satellite imagery</w:t>
@@ -1697,7 +1597,7 @@
         <w:spacing w:before="300" w:after="200"/>
       </w:pPr>
       <w:r>
-        <w:t>Plans for next week (Feb 10-14, 2026):</w:t>
+        <w:t>Plans for next week:</w:t>
       </w:r>
     </w:p>
     <w:p>
@@ -1754,15 +1654,7 @@
         </w:numPr>
       </w:pPr>
       <w:r>
-        <w:t xml:space="preserve">Understand Data </w:t>
-      </w:r>
-      <w:proofErr w:type="spellStart"/>
-      <w:r>
-        <w:t>Modeling</w:t>
-      </w:r>
-      <w:proofErr w:type="spellEnd"/>
-      <w:r>
-        <w:t xml:space="preserve"> concepts</w:t>
+        <w:t>Understand Data Modeling concepts</w:t>
       </w:r>
     </w:p>
     <w:p>
@@ -2011,15 +1903,7 @@
         </w:numPr>
       </w:pPr>
       <w:r>
-        <w:t>Initialize .</w:t>
-      </w:r>
-      <w:proofErr w:type="spellStart"/>
-      <w:r>
-        <w:t>gitignore</w:t>
-      </w:r>
-      <w:proofErr w:type="spellEnd"/>
-      <w:r>
-        <w:t xml:space="preserve"> for Python projects</w:t>
+        <w:t>Initialize .gitignore for Python projects</w:t>
       </w:r>
     </w:p>
     <w:p>

--- a/Project/Weekly_Report_Week2.docx
+++ b/Project/Weekly_Report_Week2.docx
@@ -27,7 +27,23 @@
           <w:sz w:val="20"/>
           <w:szCs w:val="20"/>
         </w:rPr>
-        <w:t>Opp. Science city, Sola-Bhadaj Road, Ahmedabad, Gujarat 380060</w:t>
+        <w:t>Opp. Science city, Sola-</w:t>
+      </w:r>
+      <w:proofErr w:type="spellStart"/>
+      <w:r>
+        <w:rPr>
+          <w:sz w:val="20"/>
+          <w:szCs w:val="20"/>
+        </w:rPr>
+        <w:t>Bhadaj</w:t>
+      </w:r>
+      <w:proofErr w:type="spellEnd"/>
+      <w:r>
+        <w:rPr>
+          <w:sz w:val="20"/>
+          <w:szCs w:val="20"/>
+        </w:rPr>
+        <w:t xml:space="preserve"> Road, Ahmedabad, Gujarat 380060</w:t>
       </w:r>
     </w:p>
     <w:p>
@@ -156,12 +172,21 @@
             </w:tcMar>
           </w:tcPr>
           <w:p>
+            <w:proofErr w:type="spellStart"/>
             <w:r>
               <w:rPr>
                 <w:b/>
                 <w:bCs/>
               </w:rPr>
-              <w:t>Enrollment Number:</w:t>
+              <w:t>Enrollment</w:t>
+            </w:r>
+            <w:proofErr w:type="spellEnd"/>
+            <w:r>
+              <w:rPr>
+                <w:b/>
+                <w:bCs/>
+              </w:rPr>
+              <w:t xml:space="preserve"> Number:</w:t>
             </w:r>
           </w:p>
         </w:tc>
@@ -283,7 +308,15 @@
           </w:tcPr>
           <w:p>
             <w:r>
-              <w:t>Microsoft Elevate Program (via Edunet Foundation &amp; FICE Education)</w:t>
+              <w:t xml:space="preserve">Microsoft Elevate Program (via </w:t>
+            </w:r>
+            <w:proofErr w:type="spellStart"/>
+            <w:r>
+              <w:t>Edunet</w:t>
+            </w:r>
+            <w:proofErr w:type="spellEnd"/>
+            <w:r>
+              <w:t xml:space="preserve"> Foundation &amp; FICE Education)</w:t>
             </w:r>
           </w:p>
         </w:tc>
@@ -496,7 +529,23 @@
         </w:numPr>
       </w:pPr>
       <w:r>
-        <w:t>Identifying and handling missing data (dropna, fillna strategies)</w:t>
+        <w:t>Identifying and handling missing data (</w:t>
+      </w:r>
+      <w:proofErr w:type="spellStart"/>
+      <w:r>
+        <w:t>dropna</w:t>
+      </w:r>
+      <w:proofErr w:type="spellEnd"/>
+      <w:r>
+        <w:t xml:space="preserve">, </w:t>
+      </w:r>
+      <w:proofErr w:type="spellStart"/>
+      <w:r>
+        <w:t>fillna</w:t>
+      </w:r>
+      <w:proofErr w:type="spellEnd"/>
+      <w:r>
+        <w:t xml:space="preserve"> strategies)</w:t>
       </w:r>
     </w:p>
     <w:p>
@@ -726,7 +775,7 @@
         </w:rPr>
         <w:lastRenderedPageBreak/>
         <w:drawing>
-          <wp:inline distT="0" distB="0" distL="0" distR="0" wp14:anchorId="0329A684" wp14:editId="3F519694">
+          <wp:inline distT="0" distB="0" distL="0" distR="0" wp14:anchorId="0329A684" wp14:editId="0CE2DBAB">
             <wp:extent cx="5539740" cy="3957126"/>
             <wp:effectExtent l="0" t="0" r="3810" b="5715"/>
             <wp:docPr id="516296835" name="Picture 2"/>
@@ -876,7 +925,15 @@
         </w:numPr>
       </w:pPr>
       <w:r>
-        <w:t>Customizing plots (titles, labels, colors, legends)</w:t>
+        <w:t xml:space="preserve">Customizing plots (titles, labels, </w:t>
+      </w:r>
+      <w:proofErr w:type="spellStart"/>
+      <w:r>
+        <w:t>colors</w:t>
+      </w:r>
+      <w:proofErr w:type="spellEnd"/>
+      <w:r>
+        <w:t>, legends)</w:t>
       </w:r>
     </w:p>
     <w:p>
@@ -1001,8 +1058,13 @@
           <w:numId w:val="2"/>
         </w:numPr>
       </w:pPr>
-      <w:r>
-        <w:t>Analyzed GTU problem statement requirements thoroughly</w:t>
+      <w:proofErr w:type="spellStart"/>
+      <w:r>
+        <w:t>Analyzed</w:t>
+      </w:r>
+      <w:proofErr w:type="spellEnd"/>
+      <w:r>
+        <w:t xml:space="preserve"> GTU problem statement requirements thoroughly</w:t>
       </w:r>
     </w:p>
     <w:p>
@@ -1026,7 +1088,15 @@
         </w:numPr>
       </w:pPr>
       <w:r>
-        <w:t>Identified suitable public datasets (UCF-Crime, xView, DOTA)</w:t>
+        <w:t xml:space="preserve">Identified suitable public datasets (UCF-Crime, </w:t>
+      </w:r>
+      <w:proofErr w:type="spellStart"/>
+      <w:r>
+        <w:t>xView</w:t>
+      </w:r>
+      <w:proofErr w:type="spellEnd"/>
+      <w:r>
+        <w:t>, DOTA)</w:t>
       </w:r>
     </w:p>
     <w:p>
@@ -1201,12 +1271,21 @@
           <w:numId w:val="2"/>
         </w:numPr>
       </w:pPr>
+      <w:proofErr w:type="spellStart"/>
       <w:r>
         <w:rPr>
           <w:b/>
           <w:bCs/>
         </w:rPr>
-        <w:t xml:space="preserve">xView Satellite Dataset: </w:t>
+        <w:t>xView</w:t>
+      </w:r>
+      <w:proofErr w:type="spellEnd"/>
+      <w:r>
+        <w:rPr>
+          <w:b/>
+          <w:bCs/>
+        </w:rPr>
+        <w:t xml:space="preserve"> Satellite Dataset: </w:t>
       </w:r>
       <w:r>
         <w:t>1 million+ annotated objects in 0.3m resolution satellite imagery</w:t>
@@ -1654,7 +1733,15 @@
         </w:numPr>
       </w:pPr>
       <w:r>
-        <w:t>Understand Data Modeling concepts</w:t>
+        <w:t xml:space="preserve">Understand Data </w:t>
+      </w:r>
+      <w:proofErr w:type="spellStart"/>
+      <w:r>
+        <w:t>Modeling</w:t>
+      </w:r>
+      <w:proofErr w:type="spellEnd"/>
+      <w:r>
+        <w:t xml:space="preserve"> concepts</w:t>
       </w:r>
     </w:p>
     <w:p>
@@ -1902,8 +1989,18 @@
           <w:numId w:val="2"/>
         </w:numPr>
       </w:pPr>
-      <w:r>
-        <w:t>Initialize .gitignore for Python projects</w:t>
+      <w:proofErr w:type="gramStart"/>
+      <w:r>
+        <w:t>Initialize .</w:t>
+      </w:r>
+      <w:proofErr w:type="spellStart"/>
+      <w:r>
+        <w:t>gitignore</w:t>
+      </w:r>
+      <w:proofErr w:type="spellEnd"/>
+      <w:proofErr w:type="gramEnd"/>
+      <w:r>
+        <w:t xml:space="preserve"> for Python projects</w:t>
       </w:r>
     </w:p>
     <w:p>
@@ -2316,7 +2413,7 @@
         <w:spacing w:after="120"/>
       </w:pPr>
       <w:r>
-        <w:t>Signature of External Guide with Company Seal: _____________________</w:t>
+        <w:t xml:space="preserve">Signature of External Guide with Company Seal: </w:t>
       </w:r>
     </w:p>
     <w:p>
@@ -2325,6 +2422,52 @@
       </w:pPr>
       <w:r>
         <w:t>Date: ___________</w:t>
+      </w:r>
+      <w:r>
+        <w:rPr>
+          <w:noProof/>
+        </w:rPr>
+        <w:drawing>
+          <wp:inline distT="0" distB="0" distL="0" distR="0" wp14:anchorId="0B1EDE31" wp14:editId="3A3EAAD5">
+            <wp:extent cx="1379220" cy="890905"/>
+            <wp:effectExtent l="0" t="0" r="0" b="0"/>
+            <wp:docPr id="2096697644" name="Picture 1"/>
+            <wp:cNvGraphicFramePr>
+              <a:graphicFrameLocks xmlns:a="http://schemas.openxmlformats.org/drawingml/2006/main" noChangeAspect="1"/>
+            </wp:cNvGraphicFramePr>
+            <a:graphic xmlns:a="http://schemas.openxmlformats.org/drawingml/2006/main">
+              <a:graphicData uri="http://schemas.openxmlformats.org/drawingml/2006/picture">
+                <pic:pic xmlns:pic="http://schemas.openxmlformats.org/drawingml/2006/picture">
+                  <pic:nvPicPr>
+                    <pic:cNvPr id="2096697644" name="Picture 2096697644"/>
+                    <pic:cNvPicPr/>
+                  </pic:nvPicPr>
+                  <pic:blipFill>
+                    <a:blip r:embed="rId11" cstate="print">
+                      <a:extLst>
+                        <a:ext uri="{28A0092B-C50C-407E-A947-70E740481C1C}">
+                          <a14:useLocalDpi xmlns:a14="http://schemas.microsoft.com/office/drawing/2010/main" val="0"/>
+                        </a:ext>
+                      </a:extLst>
+                    </a:blip>
+                    <a:stretch>
+                      <a:fillRect/>
+                    </a:stretch>
+                  </pic:blipFill>
+                  <pic:spPr>
+                    <a:xfrm>
+                      <a:off x="0" y="0"/>
+                      <a:ext cx="1388407" cy="896839"/>
+                    </a:xfrm>
+                    <a:prstGeom prst="rect">
+                      <a:avLst/>
+                    </a:prstGeom>
+                  </pic:spPr>
+                </pic:pic>
+              </a:graphicData>
+            </a:graphic>
+          </wp:inline>
+        </w:drawing>
       </w:r>
     </w:p>
     <w:p>
